--- a/docs/evaluation/docx/M09-disciplinary-cases-punishment-council.docx
+++ b/docs/evaluation/docx/M09-disciplinary-cases-punishment-council.docx
@@ -12,7 +12,7 @@
           <w:color w:val="1F3864"/>
           <w:sz w:val="52"/>
         </w:rPr>
-        <w:t xml:space="preserve"> Adversarial Idea Evaluator — Council Report</w:t>
+        <w:t>M09 disciplinary cases punishment council</w:t>
       </w:r>
     </w:p>
     <w:p>
@@ -511,7 +511,7 @@
         <w:t>jurisdiction-specific overlay</w:t>
       </w:r>
       <w:r>
-        <w:t xml:space="preserve"> (which consultations, which authority competence, which timelines, dispense-with-inquiry conditions). Right now statutory specifics are smeared across enums and DI-rules as if universal, while the genuinely universal natural-justice kernel is mixed in with CCS-specific assumptions. A configurable *procedure-template* per case_type would let the same engine serve a corporate code of conduct and a government conduct-rule regime — which is exactly the "global HCM + public-sector" dual mandate the shared foundation demands.</w:t>
+        <w:t xml:space="preserve"> (which consultations, which authority competence, which timelines, dispense-with-inquiry conditions). Right now statutory specifics are smeared across enums and DI-rules as if universal, while the genuinely universal natural-justice kernel is mixed in with CCS-specific assumptions. A configurable *procedure-template* per case_type would let the same engine serve a corporate code of conduct and a enterprise conduct-rule regime — which is exactly the "global HCM + public-sector" dual mandate the shared foundation demands.</w:t>
       </w:r>
     </w:p>
     <w:p>
@@ -961,7 +961,7 @@
         <w:t>Digital signing / DSC of orders.</w:t>
       </w:r>
       <w:r>
-        <w:t xml:space="preserve"> Everyone said "signed PDF," nobody required a Digital Signature Certificate / eSign with timestamp and signatory identity binding — without which the "signed order" is not legally a signed order in a government context.</w:t>
+        <w:t xml:space="preserve"> Everyone said "signed PDF," nobody required a Digital Signature Certificate / eSign with timestamp and signatory identity binding — without which the "signed order" is not legally a signed order in a enterprise context.</w:t>
       </w:r>
     </w:p>
     <w:p>
@@ -3630,7 +3630,7 @@
         <w:t>four-year time-bar</w:t>
       </w:r>
       <w:r>
-        <w:t xml:space="preserve"> guard and required government/President sanction for proceedings against retired employees. *(R13)*</w:t>
+        <w:t xml:space="preserve"> guard and required enterprise/President sanction for proceedings against retired employees. *(R13)*</w:t>
       </w:r>
     </w:p>
     <w:p>
@@ -3948,7 +3948,7 @@
         <w:color w:val="808080"/>
         <w:sz w:val="16"/>
       </w:rPr>
-      <w:t xml:space="preserve"> Adversarial Idea Evaluator — Council Report</w:t>
+      <w:t>M09 disciplinary cases punishment council</w:t>
       <w:tab/>
       <w:t>Confidential</w:t>
     </w:r>
